--- a/IGI/LR1/Report_IGI_LR1.docx
+++ b/IGI/LR1/Report_IGI_LR1.docx
@@ -244,13 +244,6 @@
           <w:szCs w:val="28"/>
         </w:rPr>
         <w:br/>
-      </w:r>
-      <w:r>
-        <w:rPr>
-          <w:rFonts w:ascii="Times New Roman" w:eastAsia="Times New Roman" w:hAnsi="Times New Roman" w:cs="Times New Roman"/>
-          <w:sz w:val="28"/>
-          <w:szCs w:val="28"/>
-        </w:rPr>
         <w:t xml:space="preserve">a. Установка </w:t>
       </w:r>
       <w:proofErr w:type="spellStart"/>
@@ -335,8 +328,10 @@
       <w:r>
         <w:rPr>
           <w:rFonts w:ascii="Times New Roman" w:eastAsia="Times New Roman" w:hAnsi="Times New Roman" w:cs="Times New Roman"/>
-          <w:sz w:val="28"/>
-          <w:szCs w:val="28"/>
+          <w:noProof/>
+          <w:sz w:val="28"/>
+          <w:szCs w:val="28"/>
+          <w:lang w:val="ru-RU"/>
         </w:rPr>
         <w:drawing>
           <wp:inline distT="0" distB="0" distL="0" distR="0" wp14:anchorId="61095C2E" wp14:editId="1D70CD44">
@@ -390,9 +385,10 @@
         <w:rPr>
           <w:rFonts w:ascii="Times New Roman" w:eastAsia="Times New Roman" w:hAnsi="Times New Roman" w:cs="Times New Roman"/>
           <w:b/>
-          <w:sz w:val="28"/>
-          <w:szCs w:val="28"/>
-          <w:lang w:val="en-US"/>
+          <w:noProof/>
+          <w:sz w:val="28"/>
+          <w:szCs w:val="28"/>
+          <w:lang w:val="ru-RU"/>
         </w:rPr>
         <w:drawing>
           <wp:inline distT="0" distB="0" distL="0" distR="0" wp14:anchorId="5BF911EA" wp14:editId="60BA2280">
@@ -534,8 +530,10 @@
       <w:r>
         <w:rPr>
           <w:rFonts w:ascii="Times New Roman" w:eastAsia="Times New Roman" w:hAnsi="Times New Roman" w:cs="Times New Roman"/>
-          <w:sz w:val="28"/>
-          <w:szCs w:val="28"/>
+          <w:noProof/>
+          <w:sz w:val="28"/>
+          <w:szCs w:val="28"/>
+          <w:lang w:val="ru-RU"/>
         </w:rPr>
         <w:drawing>
           <wp:inline distT="0" distB="0" distL="0" distR="0" wp14:anchorId="7345555F" wp14:editId="181DAA26">
@@ -587,8 +585,10 @@
       <w:r>
         <w:rPr>
           <w:rFonts w:ascii="Times New Roman" w:eastAsia="Times New Roman" w:hAnsi="Times New Roman" w:cs="Times New Roman"/>
-          <w:sz w:val="28"/>
-          <w:szCs w:val="28"/>
+          <w:noProof/>
+          <w:sz w:val="28"/>
+          <w:szCs w:val="28"/>
+          <w:lang w:val="ru-RU"/>
         </w:rPr>
         <w:drawing>
           <wp:inline distT="0" distB="0" distL="0" distR="0" wp14:anchorId="5E7E2E21" wp14:editId="29BC8666">
@@ -693,8 +693,10 @@
       <w:r>
         <w:rPr>
           <w:rFonts w:ascii="Times New Roman" w:eastAsia="Times New Roman" w:hAnsi="Times New Roman" w:cs="Times New Roman"/>
-          <w:sz w:val="28"/>
-          <w:szCs w:val="28"/>
+          <w:noProof/>
+          <w:sz w:val="28"/>
+          <w:szCs w:val="28"/>
+          <w:lang w:val="ru-RU"/>
         </w:rPr>
         <w:drawing>
           <wp:inline distT="0" distB="0" distL="0" distR="0" wp14:anchorId="7FAD9761" wp14:editId="41955D40">
@@ -745,8 +747,10 @@
       <w:r>
         <w:rPr>
           <w:rFonts w:ascii="Times New Roman" w:eastAsia="Times New Roman" w:hAnsi="Times New Roman" w:cs="Times New Roman"/>
-          <w:sz w:val="28"/>
-          <w:szCs w:val="28"/>
+          <w:noProof/>
+          <w:sz w:val="28"/>
+          <w:szCs w:val="28"/>
+          <w:lang w:val="ru-RU"/>
         </w:rPr>
         <w:lastRenderedPageBreak/>
         <w:drawing>
@@ -813,39 +817,7 @@
           <w:szCs w:val="28"/>
         </w:rPr>
         <w:lastRenderedPageBreak/>
-        <w:t>Р</w:t>
-      </w:r>
-      <w:r>
-        <w:rPr>
-          <w:rFonts w:ascii="Times New Roman" w:eastAsia="Times New Roman" w:hAnsi="Times New Roman" w:cs="Times New Roman"/>
-          <w:sz w:val="28"/>
-          <w:szCs w:val="28"/>
-        </w:rPr>
-        <w:t>е</w:t>
-      </w:r>
-      <w:r>
-        <w:rPr>
-          <w:rFonts w:ascii="Times New Roman" w:eastAsia="Times New Roman" w:hAnsi="Times New Roman" w:cs="Times New Roman"/>
-          <w:sz w:val="28"/>
-          <w:szCs w:val="28"/>
-        </w:rPr>
-        <w:t>з</w:t>
-      </w:r>
-      <w:r>
-        <w:rPr>
-          <w:rFonts w:ascii="Times New Roman" w:eastAsia="Times New Roman" w:hAnsi="Times New Roman" w:cs="Times New Roman"/>
-          <w:sz w:val="28"/>
-          <w:szCs w:val="28"/>
-        </w:rPr>
-        <w:t>у</w:t>
-      </w:r>
-      <w:r>
-        <w:rPr>
-          <w:rFonts w:ascii="Times New Roman" w:eastAsia="Times New Roman" w:hAnsi="Times New Roman" w:cs="Times New Roman"/>
-          <w:sz w:val="28"/>
-          <w:szCs w:val="28"/>
-        </w:rPr>
-        <w:t>льтат:</w:t>
+        <w:t>Результат:</w:t>
       </w:r>
       <w:r>
         <w:rPr>
@@ -858,8 +830,10 @@
       <w:r>
         <w:rPr>
           <w:rFonts w:ascii="Times New Roman" w:eastAsia="Times New Roman" w:hAnsi="Times New Roman" w:cs="Times New Roman"/>
-          <w:sz w:val="28"/>
-          <w:szCs w:val="28"/>
+          <w:noProof/>
+          <w:sz w:val="28"/>
+          <w:szCs w:val="28"/>
+          <w:lang w:val="ru-RU"/>
         </w:rPr>
         <w:drawing>
           <wp:inline distT="0" distB="0" distL="0" distR="0" wp14:anchorId="155DB720" wp14:editId="0AE9B29E">
@@ -956,8 +930,10 @@
       <w:r>
         <w:rPr>
           <w:rFonts w:ascii="Times New Roman" w:eastAsia="Times New Roman" w:hAnsi="Times New Roman" w:cs="Times New Roman"/>
-          <w:sz w:val="28"/>
-          <w:szCs w:val="28"/>
+          <w:noProof/>
+          <w:sz w:val="28"/>
+          <w:szCs w:val="28"/>
+          <w:lang w:val="ru-RU"/>
         </w:rPr>
         <w:drawing>
           <wp:inline distT="0" distB="0" distL="0" distR="0" wp14:anchorId="6FF94DF3" wp14:editId="4A306066">
@@ -1086,8 +1062,10 @@
         <w:rPr>
           <w:rFonts w:ascii="Times New Roman" w:eastAsia="Times New Roman" w:hAnsi="Times New Roman" w:cs="Times New Roman"/>
           <w:b/>
-          <w:sz w:val="28"/>
-          <w:szCs w:val="28"/>
+          <w:noProof/>
+          <w:sz w:val="28"/>
+          <w:szCs w:val="28"/>
+          <w:lang w:val="ru-RU"/>
         </w:rPr>
         <w:drawing>
           <wp:inline distT="0" distB="0" distL="0" distR="0" wp14:anchorId="7566A615" wp14:editId="11DDCF5B">
@@ -1306,9 +1284,11 @@
       <w:r>
         <w:rPr>
           <w:rFonts w:ascii="Times New Roman" w:eastAsia="Times New Roman" w:hAnsi="Times New Roman" w:cs="Times New Roman"/>
-          <w:color w:val="252525"/>
-          <w:sz w:val="28"/>
-          <w:szCs w:val="28"/>
+          <w:noProof/>
+          <w:color w:val="252525"/>
+          <w:sz w:val="28"/>
+          <w:szCs w:val="28"/>
+          <w:lang w:val="ru-RU"/>
         </w:rPr>
         <w:drawing>
           <wp:inline distT="0" distB="0" distL="0" distR="0" wp14:anchorId="5C4DA209" wp14:editId="294E2BFB">
@@ -1399,9 +1379,11 @@
       <w:r>
         <w:rPr>
           <w:rFonts w:ascii="Times New Roman" w:eastAsia="Times New Roman" w:hAnsi="Times New Roman" w:cs="Times New Roman"/>
-          <w:color w:val="252525"/>
-          <w:sz w:val="28"/>
-          <w:szCs w:val="28"/>
+          <w:noProof/>
+          <w:color w:val="252525"/>
+          <w:sz w:val="28"/>
+          <w:szCs w:val="28"/>
+          <w:lang w:val="ru-RU"/>
         </w:rPr>
         <w:drawing>
           <wp:inline distT="0" distB="0" distL="0" distR="0" wp14:anchorId="47928D86" wp14:editId="5C4C172F">
@@ -1572,9 +1554,11 @@
       <w:r>
         <w:rPr>
           <w:rFonts w:ascii="Times New Roman" w:eastAsia="Times New Roman" w:hAnsi="Times New Roman" w:cs="Times New Roman"/>
-          <w:color w:val="252525"/>
-          <w:sz w:val="28"/>
-          <w:szCs w:val="28"/>
+          <w:noProof/>
+          <w:color w:val="252525"/>
+          <w:sz w:val="28"/>
+          <w:szCs w:val="28"/>
+          <w:lang w:val="ru-RU"/>
         </w:rPr>
         <w:drawing>
           <wp:inline distT="0" distB="0" distL="0" distR="0" wp14:anchorId="371C3F35" wp14:editId="51B1AA7F">
@@ -1652,9 +1636,11 @@
       <w:r>
         <w:rPr>
           <w:rFonts w:ascii="Times New Roman" w:eastAsia="Times New Roman" w:hAnsi="Times New Roman" w:cs="Times New Roman"/>
-          <w:color w:val="252525"/>
-          <w:sz w:val="28"/>
-          <w:szCs w:val="28"/>
+          <w:noProof/>
+          <w:color w:val="252525"/>
+          <w:sz w:val="28"/>
+          <w:szCs w:val="28"/>
+          <w:lang w:val="ru-RU"/>
         </w:rPr>
         <w:drawing>
           <wp:inline distT="0" distB="0" distL="0" distR="0" wp14:anchorId="3D105694" wp14:editId="54C90206">
@@ -1708,9 +1694,11 @@
       <w:r>
         <w:rPr>
           <w:rFonts w:ascii="Times New Roman" w:eastAsia="Times New Roman" w:hAnsi="Times New Roman" w:cs="Times New Roman"/>
-          <w:color w:val="252525"/>
-          <w:sz w:val="28"/>
-          <w:szCs w:val="28"/>
+          <w:noProof/>
+          <w:color w:val="252525"/>
+          <w:sz w:val="28"/>
+          <w:szCs w:val="28"/>
+          <w:lang w:val="ru-RU"/>
         </w:rPr>
         <w:lastRenderedPageBreak/>
         <w:drawing>
@@ -1765,9 +1753,11 @@
       <w:r>
         <w:rPr>
           <w:rFonts w:ascii="Times New Roman" w:eastAsia="Times New Roman" w:hAnsi="Times New Roman" w:cs="Times New Roman"/>
-          <w:color w:val="252525"/>
-          <w:sz w:val="28"/>
-          <w:szCs w:val="28"/>
+          <w:noProof/>
+          <w:color w:val="252525"/>
+          <w:sz w:val="28"/>
+          <w:szCs w:val="28"/>
+          <w:lang w:val="ru-RU"/>
         </w:rPr>
         <w:drawing>
           <wp:inline distT="0" distB="0" distL="0" distR="0" wp14:anchorId="14D2CCBE" wp14:editId="76054C9F">
@@ -1846,9 +1836,11 @@
       <w:r>
         <w:rPr>
           <w:rFonts w:ascii="Times New Roman" w:eastAsia="Times New Roman" w:hAnsi="Times New Roman" w:cs="Times New Roman"/>
-          <w:color w:val="252525"/>
-          <w:sz w:val="28"/>
-          <w:szCs w:val="28"/>
+          <w:noProof/>
+          <w:color w:val="252525"/>
+          <w:sz w:val="28"/>
+          <w:szCs w:val="28"/>
+          <w:lang w:val="ru-RU"/>
         </w:rPr>
         <w:drawing>
           <wp:inline distT="0" distB="0" distL="0" distR="0" wp14:anchorId="6182F47F" wp14:editId="7BA6D38A">
@@ -1986,9 +1978,11 @@
       <w:r>
         <w:rPr>
           <w:rFonts w:ascii="Times New Roman" w:eastAsia="Times New Roman" w:hAnsi="Times New Roman" w:cs="Times New Roman"/>
+          <w:noProof/>
           <w:color w:val="252525"/>
           <w:sz w:val="30"/>
           <w:szCs w:val="30"/>
+          <w:lang w:val="ru-RU"/>
         </w:rPr>
         <w:drawing>
           <wp:inline distT="0" distB="0" distL="0" distR="0" wp14:anchorId="3DC8721E" wp14:editId="4DCEB480">
@@ -2300,9 +2294,11 @@
       <w:r>
         <w:rPr>
           <w:rFonts w:ascii="Times New Roman" w:eastAsia="Times New Roman" w:hAnsi="Times New Roman" w:cs="Times New Roman"/>
-          <w:color w:val="252525"/>
-          <w:sz w:val="28"/>
-          <w:szCs w:val="28"/>
+          <w:noProof/>
+          <w:color w:val="252525"/>
+          <w:sz w:val="28"/>
+          <w:szCs w:val="28"/>
+          <w:lang w:val="ru-RU"/>
         </w:rPr>
         <w:lastRenderedPageBreak/>
         <w:drawing>
@@ -2371,9 +2367,11 @@
       <w:r>
         <w:rPr>
           <w:rFonts w:ascii="Times New Roman" w:eastAsia="Times New Roman" w:hAnsi="Times New Roman" w:cs="Times New Roman"/>
-          <w:color w:val="252525"/>
-          <w:sz w:val="28"/>
-          <w:szCs w:val="28"/>
+          <w:noProof/>
+          <w:color w:val="252525"/>
+          <w:sz w:val="28"/>
+          <w:szCs w:val="28"/>
+          <w:lang w:val="ru-RU"/>
         </w:rPr>
         <w:drawing>
           <wp:inline distT="0" distB="0" distL="0" distR="0" wp14:anchorId="7E623CA6" wp14:editId="19BDA026">
@@ -2427,9 +2425,11 @@
       <w:r>
         <w:rPr>
           <w:rFonts w:ascii="Times New Roman" w:eastAsia="Times New Roman" w:hAnsi="Times New Roman" w:cs="Times New Roman"/>
-          <w:color w:val="252525"/>
-          <w:sz w:val="28"/>
-          <w:szCs w:val="28"/>
+          <w:noProof/>
+          <w:color w:val="252525"/>
+          <w:sz w:val="28"/>
+          <w:szCs w:val="28"/>
+          <w:lang w:val="ru-RU"/>
         </w:rPr>
         <w:drawing>
           <wp:inline distT="0" distB="0" distL="0" distR="0" wp14:anchorId="547F9ECA" wp14:editId="3EFB92EF">
@@ -2484,9 +2484,11 @@
       <w:r>
         <w:rPr>
           <w:rFonts w:ascii="Times New Roman" w:eastAsia="Times New Roman" w:hAnsi="Times New Roman" w:cs="Times New Roman"/>
-          <w:color w:val="252525"/>
-          <w:sz w:val="28"/>
-          <w:szCs w:val="28"/>
+          <w:noProof/>
+          <w:color w:val="252525"/>
+          <w:sz w:val="28"/>
+          <w:szCs w:val="28"/>
+          <w:lang w:val="ru-RU"/>
         </w:rPr>
         <w:drawing>
           <wp:inline distT="0" distB="0" distL="0" distR="0" wp14:anchorId="08634F03" wp14:editId="3D5A6482">
@@ -2541,10 +2543,11 @@
       <w:r>
         <w:rPr>
           <w:rFonts w:ascii="Times New Roman" w:eastAsia="Times New Roman" w:hAnsi="Times New Roman" w:cs="Times New Roman"/>
-          <w:color w:val="252525"/>
-          <w:sz w:val="28"/>
-          <w:szCs w:val="28"/>
-          <w:lang w:val="en-US"/>
+          <w:noProof/>
+          <w:color w:val="252525"/>
+          <w:sz w:val="28"/>
+          <w:szCs w:val="28"/>
+          <w:lang w:val="ru-RU"/>
         </w:rPr>
         <w:drawing>
           <wp:inline distT="0" distB="0" distL="0" distR="0" wp14:anchorId="663C1B59" wp14:editId="2AF21F8B">
@@ -2599,10 +2602,11 @@
       <w:r>
         <w:rPr>
           <w:rFonts w:ascii="Times New Roman" w:eastAsia="Times New Roman" w:hAnsi="Times New Roman" w:cs="Times New Roman"/>
-          <w:color w:val="252525"/>
-          <w:sz w:val="28"/>
-          <w:szCs w:val="28"/>
-          <w:lang w:val="en-US"/>
+          <w:noProof/>
+          <w:color w:val="252525"/>
+          <w:sz w:val="28"/>
+          <w:szCs w:val="28"/>
+          <w:lang w:val="ru-RU"/>
         </w:rPr>
         <w:lastRenderedPageBreak/>
         <w:drawing>
@@ -2778,18 +2782,7 @@
           <w:highlight w:val="white"/>
           <w:lang w:val="en-US"/>
         </w:rPr>
-        <w:t xml:space="preserve">, name-only, name-status, relative-date, </w:t>
-      </w:r>
-      <w:r>
-        <w:rPr>
-          <w:rFonts w:ascii="Times New Roman" w:eastAsia="Times New Roman" w:hAnsi="Times New Roman" w:cs="Times New Roman"/>
-          <w:color w:val="252525"/>
-          <w:sz w:val="28"/>
-          <w:szCs w:val="28"/>
-          <w:highlight w:val="white"/>
-          <w:lang w:val="en-US"/>
-        </w:rPr>
-        <w:t xml:space="preserve">pretty, graph, </w:t>
+        <w:t xml:space="preserve">, name-only, name-status, relative-date, pretty, graph, </w:t>
       </w:r>
     </w:p>
     <w:p>
@@ -2858,9 +2851,11 @@
       <w:r>
         <w:rPr>
           <w:rFonts w:ascii="Times New Roman" w:eastAsia="Times New Roman" w:hAnsi="Times New Roman" w:cs="Times New Roman"/>
-          <w:color w:val="252525"/>
-          <w:sz w:val="28"/>
-          <w:szCs w:val="28"/>
+          <w:noProof/>
+          <w:color w:val="252525"/>
+          <w:sz w:val="28"/>
+          <w:szCs w:val="28"/>
+          <w:lang w:val="ru-RU"/>
         </w:rPr>
         <w:drawing>
           <wp:inline distT="0" distB="0" distL="0" distR="0" wp14:anchorId="4ED2971F" wp14:editId="7FFC5A2C">
@@ -3063,7 +3058,9 @@
       <w:r>
         <w:rPr>
           <w:rFonts w:ascii="Times New Roman" w:eastAsia="Times New Roman" w:hAnsi="Times New Roman" w:cs="Times New Roman"/>
-          <w:color w:val="252525"/>
+          <w:noProof/>
+          <w:color w:val="252525"/>
+          <w:lang w:val="ru-RU"/>
         </w:rPr>
         <w:drawing>
           <wp:inline distT="0" distB="0" distL="0" distR="0" wp14:anchorId="286E7924" wp14:editId="36062A5F">
@@ -3205,7 +3202,9 @@
       <w:r>
         <w:rPr>
           <w:rFonts w:ascii="Times New Roman" w:eastAsia="Times New Roman" w:hAnsi="Times New Roman" w:cs="Times New Roman"/>
-          <w:color w:val="252525"/>
+          <w:noProof/>
+          <w:color w:val="252525"/>
+          <w:lang w:val="ru-RU"/>
         </w:rPr>
         <w:drawing>
           <wp:inline distT="0" distB="0" distL="0" distR="0" wp14:anchorId="398C92B7" wp14:editId="6B49B0A6">
@@ -3253,7 +3252,9 @@
       <w:r>
         <w:rPr>
           <w:rFonts w:ascii="Times New Roman" w:eastAsia="Times New Roman" w:hAnsi="Times New Roman" w:cs="Times New Roman"/>
-          <w:color w:val="252525"/>
+          <w:noProof/>
+          <w:color w:val="252525"/>
+          <w:lang w:val="ru-RU"/>
         </w:rPr>
         <w:drawing>
           <wp:inline distT="0" distB="0" distL="0" distR="0" wp14:anchorId="2AA98489" wp14:editId="0B6DDC66">
@@ -3370,9 +3371,11 @@
       <w:r>
         <w:rPr>
           <w:rFonts w:ascii="Times New Roman" w:eastAsia="Times New Roman" w:hAnsi="Times New Roman" w:cs="Times New Roman"/>
-          <w:color w:val="252525"/>
-          <w:sz w:val="28"/>
-          <w:szCs w:val="28"/>
+          <w:noProof/>
+          <w:color w:val="252525"/>
+          <w:sz w:val="28"/>
+          <w:szCs w:val="28"/>
+          <w:lang w:val="ru-RU"/>
         </w:rPr>
         <w:drawing>
           <wp:inline distT="0" distB="0" distL="0" distR="0" wp14:anchorId="20D17AFA" wp14:editId="647F0E95">
@@ -3433,17 +3436,7 @@
           <w:highlight w:val="white"/>
         </w:rPr>
         <w:lastRenderedPageBreak/>
-        <w:t>внеси</w:t>
-      </w:r>
-      <w:r>
-        <w:rPr>
-          <w:rFonts w:ascii="Times New Roman" w:eastAsia="Times New Roman" w:hAnsi="Times New Roman" w:cs="Times New Roman"/>
-          <w:color w:val="252525"/>
-          <w:sz w:val="28"/>
-          <w:szCs w:val="28"/>
-          <w:highlight w:val="white"/>
-        </w:rPr>
-        <w:t xml:space="preserve">те изменения в файл в </w:t>
+        <w:t xml:space="preserve">внесите изменения в файл в </w:t>
       </w:r>
       <w:proofErr w:type="gramStart"/>
       <w:r>
@@ -3499,9 +3492,11 @@
       <w:r>
         <w:rPr>
           <w:rFonts w:ascii="Times New Roman" w:eastAsia="Times New Roman" w:hAnsi="Times New Roman" w:cs="Times New Roman"/>
-          <w:color w:val="252525"/>
-          <w:sz w:val="28"/>
-          <w:szCs w:val="28"/>
+          <w:noProof/>
+          <w:color w:val="252525"/>
+          <w:sz w:val="28"/>
+          <w:szCs w:val="28"/>
+          <w:lang w:val="ru-RU"/>
         </w:rPr>
         <w:drawing>
           <wp:inline distT="0" distB="0" distL="0" distR="0" wp14:anchorId="1EC99D80" wp14:editId="37ABF0F9">
@@ -3639,9 +3634,11 @@
       <w:r>
         <w:rPr>
           <w:rFonts w:ascii="Times New Roman" w:eastAsia="Times New Roman" w:hAnsi="Times New Roman" w:cs="Times New Roman"/>
-          <w:color w:val="252525"/>
-          <w:sz w:val="28"/>
-          <w:szCs w:val="28"/>
+          <w:noProof/>
+          <w:color w:val="252525"/>
+          <w:sz w:val="28"/>
+          <w:szCs w:val="28"/>
+          <w:lang w:val="ru-RU"/>
         </w:rPr>
         <w:drawing>
           <wp:inline distT="0" distB="0" distL="0" distR="0" wp14:anchorId="603E06A1" wp14:editId="6784008F">
@@ -3693,8 +3690,10 @@
       <w:r>
         <w:rPr>
           <w:rFonts w:ascii="Times New Roman" w:eastAsia="Times New Roman" w:hAnsi="Times New Roman" w:cs="Times New Roman"/>
-          <w:sz w:val="28"/>
-          <w:szCs w:val="28"/>
+          <w:noProof/>
+          <w:sz w:val="28"/>
+          <w:szCs w:val="28"/>
+          <w:lang w:val="ru-RU"/>
         </w:rPr>
         <w:drawing>
           <wp:inline distT="0" distB="0" distL="0" distR="0" wp14:anchorId="080E7417" wp14:editId="5F435089">
@@ -3810,9 +3809,11 @@
       <w:r>
         <w:rPr>
           <w:rFonts w:ascii="Times New Roman" w:eastAsia="Times New Roman" w:hAnsi="Times New Roman" w:cs="Times New Roman"/>
-          <w:color w:val="252525"/>
-          <w:sz w:val="28"/>
-          <w:szCs w:val="28"/>
+          <w:noProof/>
+          <w:color w:val="252525"/>
+          <w:sz w:val="28"/>
+          <w:szCs w:val="28"/>
+          <w:lang w:val="ru-RU"/>
         </w:rPr>
         <w:lastRenderedPageBreak/>
         <w:drawing>
@@ -3948,9 +3949,11 @@
       <w:r>
         <w:rPr>
           <w:rFonts w:ascii="Times New Roman" w:eastAsia="Times New Roman" w:hAnsi="Times New Roman" w:cs="Times New Roman"/>
-          <w:color w:val="252525"/>
-          <w:sz w:val="28"/>
-          <w:szCs w:val="28"/>
+          <w:noProof/>
+          <w:color w:val="252525"/>
+          <w:sz w:val="28"/>
+          <w:szCs w:val="28"/>
+          <w:lang w:val="ru-RU"/>
         </w:rPr>
         <w:lastRenderedPageBreak/>
         <w:drawing>
@@ -3999,9 +4002,11 @@
       <w:r>
         <w:rPr>
           <w:rFonts w:ascii="Times New Roman" w:eastAsia="Times New Roman" w:hAnsi="Times New Roman" w:cs="Times New Roman"/>
-          <w:color w:val="252525"/>
-          <w:sz w:val="28"/>
-          <w:szCs w:val="28"/>
+          <w:noProof/>
+          <w:color w:val="252525"/>
+          <w:sz w:val="28"/>
+          <w:szCs w:val="28"/>
+          <w:lang w:val="ru-RU"/>
         </w:rPr>
         <w:drawing>
           <wp:inline distT="0" distB="0" distL="0" distR="0" wp14:anchorId="35EB0B72" wp14:editId="1522F599">
@@ -4124,6 +4129,7 @@
       <w:r>
         <w:rPr>
           <w:rFonts w:ascii="Times New Roman" w:eastAsia="Times New Roman" w:hAnsi="Times New Roman" w:cs="Times New Roman"/>
+          <w:noProof/>
           <w:color w:val="252525"/>
           <w:sz w:val="28"/>
           <w:szCs w:val="28"/>
@@ -4200,9 +4206,11 @@
       <w:r>
         <w:rPr>
           <w:rFonts w:ascii="Times New Roman" w:eastAsia="Times New Roman" w:hAnsi="Times New Roman" w:cs="Times New Roman"/>
-          <w:color w:val="252525"/>
-          <w:sz w:val="28"/>
-          <w:szCs w:val="28"/>
+          <w:noProof/>
+          <w:color w:val="252525"/>
+          <w:sz w:val="28"/>
+          <w:szCs w:val="28"/>
+          <w:lang w:val="ru-RU"/>
         </w:rPr>
         <w:drawing>
           <wp:inline distT="0" distB="0" distL="0" distR="0" wp14:anchorId="0807F142" wp14:editId="45007DAB">
@@ -4240,27 +4248,63 @@
           </wp:inline>
         </w:drawing>
       </w:r>
+    </w:p>
+    <w:p>
+      <w:pPr>
+        <w:spacing w:line="259" w:lineRule="auto"/>
+        <w:rPr>
+          <w:rFonts w:ascii="Times New Roman" w:eastAsia="Times New Roman" w:hAnsi="Times New Roman" w:cs="Times New Roman"/>
+          <w:color w:val="252525"/>
+          <w:sz w:val="28"/>
+          <w:szCs w:val="28"/>
+          <w:lang w:val="en-US"/>
+        </w:rPr>
+      </w:pPr>
+    </w:p>
+    <w:p>
+      <w:pPr>
+        <w:spacing w:line="259" w:lineRule="auto"/>
+        <w:rPr>
+          <w:rFonts w:ascii="Times New Roman" w:eastAsia="Times New Roman" w:hAnsi="Times New Roman" w:cs="Times New Roman"/>
+          <w:color w:val="252525"/>
+          <w:sz w:val="28"/>
+          <w:szCs w:val="28"/>
+          <w:highlight w:val="white"/>
+          <w:lang w:val="en-US"/>
+        </w:rPr>
+      </w:pPr>
+      <w:hyperlink r:id="rId48" w:history="1">
+        <w:r>
+          <w:rPr>
+            <w:rStyle w:val="a7"/>
+            <w:rFonts w:ascii="Times New Roman" w:eastAsia="Times New Roman" w:hAnsi="Times New Roman" w:cs="Times New Roman"/>
+            <w:sz w:val="28"/>
+            <w:szCs w:val="28"/>
+            <w:lang w:val="en-US"/>
+          </w:rPr>
+          <w:t>https://yauhen-b.github.io/igi_website/</w:t>
+        </w:r>
+      </w:hyperlink>
+      <w:r>
+        <w:rPr>
+          <w:rFonts w:ascii="Times New Roman" w:eastAsia="Times New Roman" w:hAnsi="Times New Roman" w:cs="Times New Roman"/>
+          <w:color w:val="252525"/>
+          <w:sz w:val="28"/>
+          <w:szCs w:val="28"/>
+          <w:lang w:val="en-US"/>
+        </w:rPr>
+        <w:t xml:space="preserve"> </w:t>
+      </w:r>
       <w:bookmarkStart w:id="0" w:name="_GoBack"/>
       <w:bookmarkEnd w:id="0"/>
     </w:p>
     <w:p>
       <w:pPr>
-        <w:spacing w:line="259" w:lineRule="auto"/>
-        <w:rPr>
-          <w:rFonts w:ascii="Times New Roman" w:eastAsia="Times New Roman" w:hAnsi="Times New Roman" w:cs="Times New Roman"/>
-          <w:color w:val="252525"/>
-          <w:sz w:val="28"/>
-          <w:szCs w:val="28"/>
-          <w:highlight w:val="white"/>
-        </w:rPr>
-      </w:pPr>
-    </w:p>
-    <w:p>
-      <w:pPr>
-        <w:rPr>
-          <w:rFonts w:ascii="Times New Roman" w:eastAsia="Times New Roman" w:hAnsi="Times New Roman" w:cs="Times New Roman"/>
-          <w:sz w:val="28"/>
-          <w:szCs w:val="28"/>
+        <w:rPr>
+          <w:rFonts w:ascii="Times New Roman" w:eastAsia="Times New Roman" w:hAnsi="Times New Roman" w:cs="Times New Roman"/>
+          <w:sz w:val="28"/>
+          <w:szCs w:val="28"/>
+          <w:lang w:val="en-US"/>
         </w:rPr>
       </w:pPr>
     </w:p>
@@ -4744,6 +4788,17 @@
       <w:szCs w:val="16"/>
     </w:rPr>
   </w:style>
+  <w:style w:type="character" w:styleId="a7">
+    <w:name w:val="Hyperlink"/>
+    <w:basedOn w:val="a0"/>
+    <w:uiPriority w:val="99"/>
+    <w:unhideWhenUsed/>
+    <w:rsid w:val="00C43535"/>
+    <w:rPr>
+      <w:color w:val="0000FF" w:themeColor="hyperlink"/>
+      <w:u w:val="single"/>
+    </w:rPr>
+  </w:style>
 </w:styles>
 </file>
 
@@ -5094,6 +5149,17 @@
       <w:szCs w:val="16"/>
     </w:rPr>
   </w:style>
+  <w:style w:type="character" w:styleId="a7">
+    <w:name w:val="Hyperlink"/>
+    <w:basedOn w:val="a0"/>
+    <w:uiPriority w:val="99"/>
+    <w:unhideWhenUsed/>
+    <w:rsid w:val="00C43535"/>
+    <w:rPr>
+      <w:color w:val="0000FF" w:themeColor="hyperlink"/>
+      <w:u w:val="single"/>
+    </w:rPr>
+  </w:style>
 </w:styles>
 </file>
 
